--- a/PharmaConnect Main/PharmaConnect_System_Test_Plan.docx
+++ b/PharmaConnect Main/PharmaConnect_System_Test_Plan.docx
@@ -20588,7 +20588,7 @@
                 <w:sz w:val="18"/>
                 <w:szCs w:val="18"/>
               </w:rPr>
-              <w:t xml:space="preserve">Set price mode to UNIT, enter unit price (e.g. TZS 450)</w:t>
+              <w:t xml:space="preserve">Set price mode to UNIT, enter unit price (e.g. Tsh 450)</w:t>
             </w:r>
           </w:p>
           <w:p>
@@ -21028,7 +21028,7 @@
                 <w:sz w:val="18"/>
                 <w:szCs w:val="18"/>
               </w:rPr>
-              <w:t xml:space="preserve">Enter pack price = TZS 42,000</w:t>
+              <w:t xml:space="preserve">Enter pack price = Tsh 42,000</w:t>
             </w:r>
           </w:p>
           <w:p>
@@ -21080,7 +21080,7 @@
                 <w:sz w:val="18"/>
                 <w:szCs w:val="18"/>
               </w:rPr>
-              <w:t xml:space="preserve">System calculates unit price as TZS 420 (42,000 / 100). Batch stored with correct unit cost. Price hint shows comparison against median.</w:t>
+              <w:t xml:space="preserve">System calculates unit price as Tsh 420 (42,000 / 100). Batch stored with correct unit cost. Price hint shows comparison against median.</w:t>
             </w:r>
           </w:p>
         </w:tc>
@@ -35296,7 +35296,7 @@
                 <w:sz w:val="18"/>
                 <w:szCs w:val="18"/>
               </w:rPr>
-              <w:t xml:space="preserve">Enter credit limit (TZS)</w:t>
+              <w:t xml:space="preserve">Enter credit limit (Tsh)</w:t>
             </w:r>
           </w:p>
           <w:p>
@@ -43702,7 +43702,7 @@
                 <w:sz w:val="19"/>
                 <w:szCs w:val="19"/>
               </w:rPr>
-              <w:t xml:space="preserve">Unit Price (TZS)</w:t>
+              <w:t xml:space="preserve">Unit Price (Tsh)</w:t>
             </w:r>
           </w:p>
         </w:tc>
@@ -43738,7 +43738,7 @@
                 <w:sz w:val="19"/>
                 <w:szCs w:val="19"/>
               </w:rPr>
-              <w:t xml:space="preserve">Line Total (TZS)</w:t>
+              <w:t xml:space="preserve">Line Total (Tsh)</w:t>
             </w:r>
           </w:p>
         </w:tc>
@@ -46707,7 +46707,7 @@
                 <w:sz w:val="20"/>
                 <w:szCs w:val="20"/>
               </w:rPr>
-              <w:t xml:space="preserve">TZS 1,125,500</w:t>
+              <w:t xml:space="preserve">Tsh 1,125,500</w:t>
             </w:r>
           </w:p>
         </w:tc>
@@ -47640,7 +47640,7 @@
                 <w:sz w:val="19"/>
                 <w:szCs w:val="19"/>
               </w:rPr>
-              <w:t xml:space="preserve">Landed cost per dispensable unit in TZS. Used for stock valuation and price hint.</w:t>
+              <w:t xml:space="preserve">Landed cost per dispensable unit in Tsh. Used for stock valuation and price hint.</w:t>
             </w:r>
           </w:p>
         </w:tc>
